--- a/02-Sablonok/MED-Stiluskatalogus.docx
+++ b/02-Sablonok/MED-Stiluskatalogus.docx
@@ -4857,8 +4857,8 @@
       <w:lang w:eastAsia="hu-HU" w:val="hu-HU"/>
     </w:rPr>
   </w:style>
-  <w:style w:type="paragraph" w:customStyle="1" w:styleId="50-Tartalomjegyzek">
-    <w:name w:val="50 - Tartalomjegyzék"/>
+  <w:style w:type="paragraph" w:customStyle="1" w:styleId="50-Szamozatlan-cimsor">
+    <w:name w:val="50 - Számozatlan címsor"/>
     <w:basedOn w:val="10-Alap"/>
     <w:qFormat/>
     <w:rsid w:val="00652C44"/>
@@ -5148,7 +5148,7 @@
   </w:style>
   <w:style w:type="paragraph" w:customStyle="1" w:styleId="27-Melleklet">
     <w:name w:val="27 - Melléklet"/>
-    <w:basedOn w:val="50-Tartalomjegyzek"/>
+    <w:basedOn w:val="50-Szamozatlan-cimsor"/>
     <w:next w:val="11-Szoveg"/>
     <w:qFormat/>
     <w:rsid w:val="004522CF"/>

--- a/02-Sablonok/MED-Stiluskatalogus.docx
+++ b/02-Sablonok/MED-Stiluskatalogus.docx
@@ -201,12 +201,12 @@
         <w:tblStyle w:val="TableGrid"/>
         <w:tblW w:w="9071" w:type="dxa"/>
         <w:tblBorders>
-          <w:top w:val="single" w:sz="4" w:color="auto"/>
-          <w:left w:val="single" w:sz="4" w:color="auto"/>
-          <w:bottom w:val="single" w:sz="4" w:color="auto"/>
-          <w:right w:val="single" w:sz="4" w:color="auto"/>
-          <w:insideH w:val="single" w:sz="4" w:color="auto"/>
-          <w:insideV w:val="single" w:sz="4" w:color="auto"/>
+          <w:top w:val="none" w:sz="0" w:color="auto"/>
+          <w:left w:val="none" w:sz="0" w:color="auto"/>
+          <w:bottom w:val="none" w:sz="0" w:color="auto"/>
+          <w:right w:val="none" w:sz="0" w:color="auto"/>
+          <w:insideH w:val="none" w:sz="0" w:color="auto"/>
+          <w:insideV w:val="none" w:sz="0" w:color="auto"/>
         </w:tblBorders>
       </w:tblPr>
       <w:tblGrid>
@@ -221,6 +221,10 @@
         <w:tc>
           <w:tcPr>
             <w:tcW w:w="3400" w:type="dxa"/>
+            <w:tcBorders>
+              <w:bottom w:val="single" w:sz="8" w:color="808080"/>
+            </w:tcBorders>
+            <w:shd w:val="clear" w:color="auto" w:fill="EDEDED"/>
           </w:tcPr>
           <w:p>
             <w:pPr>
@@ -237,6 +241,10 @@
         <w:tc>
           <w:tcPr>
             <w:tcW w:w="3000" w:type="dxa"/>
+            <w:tcBorders>
+              <w:bottom w:val="single" w:sz="8" w:color="808080"/>
+            </w:tcBorders>
+            <w:shd w:val="clear" w:color="auto" w:fill="EDEDED"/>
           </w:tcPr>
           <w:p>
             <w:pPr>
@@ -253,6 +261,10 @@
         <w:tc>
           <w:tcPr>
             <w:tcW w:w="2671" w:type="dxa"/>
+            <w:tcBorders>
+              <w:bottom w:val="single" w:sz="8" w:color="808080"/>
+            </w:tcBorders>
+            <w:shd w:val="clear" w:color="auto" w:fill="EDEDED"/>
           </w:tcPr>
           <w:p>
             <w:pPr>
@@ -675,7 +687,13 @@
                         <pic:cNvPicPr/>
                       </pic:nvPicPr>
                       <pic:blipFill>
-                        <a:blip r:embed="rId1"/>
+                        <a:blip r:embed="rId1">
+                          <a:extLst>
+                            <a:ext uri="{96DAC541-7B7A-43D3-8B79-37D633B846F1}">
+                              <asvg:svgBlip xmlns:asvg="http://schemas.microsoft.com/office/drawing/2016/SVG/main" r:embed="rId2"/>
+                            </a:ext>
+                          </a:extLst>
+                        </a:blip>
                         <a:stretch>
                           <a:fillRect/>
                         </a:stretch>
@@ -5153,6 +5171,7 @@
     <w:qFormat/>
     <w:rsid w:val="004522CF"/>
     <w:pPr>
+      <w:pageBreakBefore/>
       <w:numPr>
         <w:numId w:val="18"/>
       </w:numPr>

--- a/02-Sablonok/MED-Stiluskatalogus.docx
+++ b/02-Sablonok/MED-Stiluskatalogus.docx
@@ -224,7 +224,7 @@
             <w:tcBorders>
               <w:bottom w:val="single" w:sz="8" w:color="808080"/>
             </w:tcBorders>
-            <w:shd w:val="clear" w:color="auto" w:fill="EDEDED"/>
+            <w:shd w:val="clear" w:color="auto" w:fill="FFFFFF"/>
           </w:tcPr>
           <w:p>
             <w:pPr>
@@ -244,7 +244,7 @@
             <w:tcBorders>
               <w:bottom w:val="single" w:sz="8" w:color="808080"/>
             </w:tcBorders>
-            <w:shd w:val="clear" w:color="auto" w:fill="EDEDED"/>
+            <w:shd w:val="clear" w:color="auto" w:fill="FFFFFF"/>
           </w:tcPr>
           <w:p>
             <w:pPr>
@@ -264,7 +264,7 @@
             <w:tcBorders>
               <w:bottom w:val="single" w:sz="8" w:color="808080"/>
             </w:tcBorders>
-            <w:shd w:val="clear" w:color="auto" w:fill="EDEDED"/>
+            <w:shd w:val="clear" w:color="auto" w:fill="FFFFFF"/>
           </w:tcPr>
           <w:p>
             <w:pPr>

--- a/02-Sablonok/MED-Stiluskatalogus.docx
+++ b/02-Sablonok/MED-Stiluskatalogus.docx
@@ -2156,7 +2156,7 @@
       <w:start w:val="1"/>
       <w:numFmt w:val="decimal"/>
       <w:pStyle w:val="27-Melleklet"/>
-      <w:lvlText w:val="%1"/>
+      <w:lvlText w:val="A%1"/>
       <w:lvlJc w:val="left"/>
       <w:pPr>
         <w:ind w:left="1154" w:hanging="360"/>
@@ -2167,8 +2167,9 @@
     </w:lvl>
     <w:lvl w:ilvl="1" w:tplc="08070019" w:tentative="1">
       <w:start w:val="1"/>
-      <w:numFmt w:val="lowerLetter"/>
-      <w:lvlText w:val="%2."/>
+      <w:numFmt w:val="decimal"/>
+      <w:pStyle w:val="28-Melleklet-alcim"/>
+      <w:lvlText w:val="A%1.%2"/>
       <w:lvlJc w:val="left"/>
       <w:pPr>
         <w:ind w:left="2234" w:hanging="360"/>
@@ -5180,7 +5181,7 @@
       </w:tabs>
       <w:spacing w:after="200"/>
       <w:ind w:left="794" w:hanging="794"/>
-      <w:outlineLvl w:val="3"/>
+      <w:outlineLvl w:val="0"/>
     </w:pPr>
   </w:style>
   <w:style w:type="paragraph" w:customStyle="1" w:styleId="24-Cimsor3-szamozott">
@@ -5347,6 +5348,19 @@
     <w:pPr>
       <w:keepNext/>
       <w:spacing w:before="480" w:line="260" w:lineRule="atLeast"/>
+    </w:pPr>
+  </w:style>
+  <w:style w:type="paragraph" w:customStyle="1" w:styleId="28-Melleklet-alcim">
+    <w:name w:val="28 - Melléklet alcím"/>
+    <w:basedOn w:val="22-Cimsor2"/>
+    <w:next w:val="11-Szoveg"/>
+    <w:pPr>
+      <w:numPr>
+        <w:ilvl w:val="1"/>
+        <w:numId w:val="18"/>
+      </w:numPr>
+      <w:spacing w:before="240" w:after="120" w:line="280" w:lineRule="atLeast"/>
+      <w:outlineLvl w:val="1"/>
     </w:pPr>
   </w:style>
   <w:style w:type="paragraph" w:customStyle="1" w:styleId="17-Tablazat-felirat">
